--- a/resources/work-bill-note-template.docx
+++ b/resources/work-bill-note-template.docx
@@ -2149,80 +2149,81 @@
         <w:pStyle w:val="NoSpacing"/>
       </w:pPr>
     </w:p>
+    <w:tbl>
+      <w:tblPr>
+        <w:tblW w:w="9026" w:type="dxa"/>
+        <w:tblBorders>
+          <w:top w:val="none" w:sz="0" w:space="0" w:color="auto"/>
+          <w:left w:val="none" w:sz="0" w:space="0" w:color="auto"/>
+          <w:bottom w:val="none" w:sz="0" w:space="0" w:color="auto"/>
+          <w:right w:val="none" w:sz="0" w:space="0" w:color="auto"/>
+          <w:insideH w:val="none" w:sz="0" w:space="0" w:color="auto"/>
+          <w:insideV w:val="none" w:sz="0" w:space="0" w:color="auto"/>
+        </w:tblBorders>
+        <w:tblLayout w:type="fixed"/>
+        <w:tblCellMar>
+          <w:left w:w="0" w:type="dxa"/>
+          <w:right w:w="0" w:type="dxa"/>
+        </w:tblCellMar>
+        <w:tblLook w:val="0000"/>
+      </w:tblPr>
+      <w:tblGrid>
+        <w:gridCol w:w="4513"/>
+        <w:gridCol w:w="4513"/>
+      </w:tblGrid>
+      <w:tr>
+        <w:tc>
+          <w:tcPr>
+            <w:tcW w:w="4513" w:type="dxa"/>
+          </w:tcPr>
+          <w:p>
+            <w:pPr>
+              <w:pStyle w:val="NoSpacing"/>
+              <w:ind w:left="1440"/>
+              <w:jc w:val="left"/>
+              <w:rPr>
+                <w:b/>
+              </w:rPr>
+            </w:pPr>
+            <w:r>
+              <w:rPr>
+                <w:b/>
+              </w:rPr>
+              <w:t>HD</w:t>
+            </w:r>
+          </w:p>
+        </w:tc>
+        <w:tc>
+          <w:tcPr>
+            <w:tcW w:w="4513" w:type="dxa"/>
+          </w:tcPr>
+          <w:p>
+            <w:pPr>
+              <w:pStyle w:val="NoSpacing"/>
+              <w:jc w:val="right"/>
+              <w:rPr>
+                <w:b/>
+              </w:rPr>
+            </w:pPr>
+            <w:r>
+              <w:rPr>
+                <w:b/>
+              </w:rPr>
+              <w:t>EE-{{CNO}}</w:t>
+            </w:r>
+          </w:p>
+        </w:tc>
+      </w:tr>
+    </w:tbl>
     <w:p>
       <w:pPr>
         <w:pStyle w:val="NoSpacing"/>
-        <w:rPr>
-          <w:b/>
-        </w:rPr>
       </w:pPr>
-      <w:r>
-        <w:rPr>
-          <w:b/>
-        </w:rPr>
-        <w:tab/>
-      </w:r>
-      <w:r>
-        <w:rPr>
-          <w:b/>
-        </w:rPr>
-        <w:tab/>
-      </w:r>
-      <w:r>
-        <w:rPr>
-          <w:b/>
-        </w:rPr>
-        <w:tab/>
-      </w:r>
-      <w:r>
-        <w:rPr>
-          <w:b/>
-        </w:rPr>
-        <w:tab/>
-        <w:t>HD</w:t>
-      </w:r>
-      <w:r>
-        <w:rPr>
-          <w:b/>
-        </w:rPr>
-        <w:tab/>
-      </w:r>
-      <w:r>
-        <w:rPr>
-          <w:b/>
-        </w:rPr>
-        <w:tab/>
-      </w:r>
-      <w:r>
-        <w:rPr>
-          <w:b/>
-        </w:rPr>
-        <w:tab/>
-      </w:r>
-      <w:r>
-        <w:rPr>
-          <w:b/>
-        </w:rPr>
-        <w:tab/>
-      </w:r>
-      <w:r>
-        <w:rPr>
-          <w:b/>
-        </w:rPr>
-        <w:tab/>
-      </w:r>
-      <w:r>
-        <w:rPr>
-          <w:b/>
-        </w:rPr>
-        <w:tab/>
-        <w:t>EE-{{CNO}}</w:t>
-      </w:r>
     </w:p>
     <w:p/>
     <w:sectPr>
       <w:pgSz w:w="11906" w:h="16838"/>
-      <w:pgMar w:top="474" w:right="1440" w:bottom="488" w:left="1440" w:header="708" w:footer="708" w:gutter="0"/>
+      <w:pgMar w:top="714" w:right="1440" w:bottom="488" w:left="1440" w:header="708" w:footer="708" w:gutter="0"/>
       <w:cols w:space="708"/>
       <w:docGrid w:linePitch="360"/>
     </w:sectPr>
